--- a/submission_materials/02-陪诊小暖-作品说明与操作指引.docx
+++ b/submission_materials/02-陪诊小暖-作品说明与操作指引.docx
@@ -363,7 +363,7 @@
                 <w:color w:val="25343A"/>
                 <w:sz w:val="17"/>
               </w:rPr>
-              <w:t>转述医嘱，或说“帮我看药盒/医嘱”后拍照</w:t>
+              <w:t>转述医嘱，或说“帮我看药盒/医嘱”后拍照；选图后说“我拍好了”即自动识别</w:t>
             </w:r>
           </w:p>
         </w:tc>
@@ -384,7 +384,7 @@
                 <w:color w:val="25343A"/>
                 <w:sz w:val="17"/>
               </w:rPr>
-              <w:t>提取药名、剂量、频次、注意事项和复诊信息；图片识别结果供用户逐项核对</w:t>
+              <w:t>提取药名、剂量、频次、注意事项和复诊信息，并按默认非睡眠时段（08:00/12:00/18:00）预填服药时间；结果供用户逐项核对</w:t>
             </w:r>
           </w:p>
         </w:tc>
@@ -541,7 +541,7 @@
           <w:color w:val="25343A"/>
           <w:sz w:val="21"/>
         </w:rPr>
-        <w:t>拍照识别不会自动把候选内容直接当作医嘱保存；药盒规格不能代替每次剂量，识别不清的字段应留空。用户必须对照原包装或医生原始医嘱。</w:t>
+        <w:t>拍照识别不会自动把候选内容直接当作医嘱保存；识别后会按默认非睡眠时段（08:00/12:00/18:00）预填一天三次服药时间，药盒规格不能代替每次剂量，剂量或频次不清的字段仍留空待用户确认。用户必须对照原包装或医生原始医嘱。</w:t>
       </w:r>
     </w:p>
     <w:p>
@@ -565,7 +565,7 @@
           <w:color w:val="25343A"/>
           <w:sz w:val="21"/>
         </w:rPr>
-        <w:t>移动端 React 网页部署在腾讯云 EdgeOne Markers；Android 安装包通过 WebView 加载同一网页，使用 Android 权限桥接麦克风、图片文件选择、剪贴板/分享及本地用药提醒。手机端界面与网页共用，不是独立的 Flutter 或全原生 UI。</w:t>
+        <w:t>移动端 React 网页经腾讯云 EdgeOne CDN 对外提供；Android 安装包通过 WebView 加载同一网页，使用 Android 权限桥接麦克风、图片文件选择、剪贴板/分享及本地用药提醒。手机端界面与网页共用，不是独立的 Flutter 或全原生 UI。</w:t>
       </w:r>
     </w:p>
     <w:tbl>
@@ -678,7 +678,7 @@
                 <w:color w:val="25343A"/>
                 <w:sz w:val="17"/>
               </w:rPr>
-              <w:t>React 19、Vite；语音优先聊天、字幕、拍照入口、健康记录面板</w:t>
+              <w:t>React 19、Vite；语音优先聊天、字幕（可开关/放大/慢速）、拍照入口、健康记录面板</w:t>
             </w:r>
           </w:p>
         </w:tc>
@@ -727,7 +727,7 @@
                 <w:color w:val="25343A"/>
                 <w:sz w:val="17"/>
               </w:rPr>
-              <w:t>EdgeOne Markers Functions；LangGraph 组织对话与结构化信息抽取，模型回复流式返回</w:t>
+              <w:t>独立 FastAPI 服务（源站 43.165.130.174）经 EdgeOne CDN 对外提供；LangGraph 负责结构化信息抽取与保存，对话回复由豆包实时语音模型流式返回</w:t>
             </w:r>
           </w:p>
         </w:tc>
@@ -753,7 +753,7 @@
                 <w:color w:val="25343A"/>
                 <w:sz w:val="17"/>
               </w:rPr>
-              <w:t>对话模型</w:t>
+              <w:t>对话与语音引擎</w:t>
             </w:r>
           </w:p>
         </w:tc>
@@ -774,7 +774,7 @@
                 <w:color w:val="25343A"/>
                 <w:sz w:val="17"/>
               </w:rPr>
-              <w:t>默认配置 @makers/deepseek-v4-flash；服务端环境变量可配置，密钥不放在前端</w:t>
+              <w:t>豆包实时全双工语音模型（模型 1.2.6.1）：语音识别、对话生成与语音播报在同一流式会话完成；普通聊天与医嘱问询由该语音模型直接回复</w:t>
             </w:r>
           </w:p>
         </w:tc>
@@ -801,7 +801,7 @@
                 <w:color w:val="25343A"/>
                 <w:sz w:val="17"/>
               </w:rPr>
-              <w:t>语音输入/播报</w:t>
+              <w:t>结构化整理（档案/用药）</w:t>
             </w:r>
           </w:p>
         </w:tc>
@@ -823,7 +823,7 @@
                 <w:color w:val="25343A"/>
                 <w:sz w:val="17"/>
               </w:rPr>
-              <w:t>服务端 MiMo ASR 与 TTS（代码默认 mimo-v2.5-asr / mimo-v2.5-tts）；受网络、模型服务及录音质量影响</w:t>
+              <w:t>后端 MiMo mimo-v2.6-flash（OpenAI 兼容接口，thinking 关闭以保响应速度）：用户要求整理就诊/档案/用药时，由豆包语音模型经 xiaonuan_companion 工具触发本模型抽取与保存（MiMo 仅做信息抽取，不参与对话回复）；密钥仅存服务端</w:t>
             </w:r>
           </w:p>
         </w:tc>
@@ -937,7 +937,7 @@
           <w:color w:val="25343A"/>
           <w:sz w:val="21"/>
         </w:rPr>
-        <w:t>工作流可概括为：用户语音/文字/照片 → 前端采集并显示状态 → EdgeOne 服务鉴权与模式识别 → LangGraph 流式回复并并行提取可保存信息 → 用户核对 → 按账号保存 → TTS 播报或 Android 本地提醒。当前实现不是 RAG 知识库或多智能体协同，不在材料中作此类宣传。</w:t>
+        <w:t>工作流可概括为：用户语音/文字/照片 → 前端采集并显示状态 → FastAPI 服务鉴权 → 豆包实时语音模型流式回复（ASR+生成+TTS）→ 需整理时由后端 MiMo/LangGraph 并行抽取可保存信息 → 用户核对 → 按账号保存 → TTS 播报或 Android 本地提醒。当前实现不是 RAG 知识库或多智能体协同，不在材料中作此类宣传。</w:t>
       </w:r>
     </w:p>
     <w:p>
@@ -961,7 +961,7 @@
           <w:color w:val="25343A"/>
           <w:sz w:val="21"/>
         </w:rPr>
-        <w:t>1. 打开网页版 https://xiaonuan.27c.site，或在 Android 手机上安装正式 APK。首次使用时按页面提示授予麦克风权限并登录/注册。</w:t>
+        <w:t>1. 打开网页版 https://ai.27c.site，或在 Android 手机上安装正式 APK。首次使用时按页面提示授予麦克风权限并登录/注册；进入后会先播放一句简短的开场问候，之后每次进入播放一句欢迎语。</w:t>
       </w:r>
     </w:p>
     <w:p>
@@ -971,7 +971,7 @@
           <w:color w:val="25343A"/>
           <w:sz w:val="21"/>
         </w:rPr>
-        <w:t>2. 直接说出需求，例如“我想先整理一下等会儿要跟医生说的情况”；也可使用文字输入。测试阶段先用虚构健康信息。</w:t>
+        <w:t>2. 直接对手机说话即可开始实时对话（豆包全双工语音，边说边听），例如“我想先整理一下等会儿要跟医生说的情况”；也可用文字输入。测试阶段先用虚构健康信息。需要看字幕时点“字幕”按钮（默认关闭），还可“字幕放大”，或说“说慢一点”放慢语速、“说快一点”恢复自然语速、“关闭字幕”隐藏。</w:t>
       </w:r>
     </w:p>
     <w:p>
@@ -981,7 +981,7 @@
           <w:color w:val="25343A"/>
           <w:sz w:val="21"/>
         </w:rPr>
-        <w:t>3. 需要看药盒或医嘱时，说“帮我看看这个药”或点击拍照入口，选择拍摄或相册图片，确认图片说明后开始识别。</w:t>
+        <w:t>3. 需要看药盒或医嘱时，说“帮我看看这个药”或点击拍照入口，选择拍摄或相册图片；选好图片后直接说“我拍好了”，小暖自动识别并预填服药时间，无需点发送或勾选。</w:t>
       </w:r>
     </w:p>
     <w:p>
@@ -991,7 +991,7 @@
           <w:color w:val="25343A"/>
           <w:sz w:val="21"/>
         </w:rPr>
-        <w:t>4. 识别后逐项对照原件，手动修正不准确内容；仅保存核对过的药品或信息。不要让系统推测剂量、频次或时间。</w:t>
+        <w:t>4. 识别后逐项对照原件：小暖会先读出记录的时间并问“对不对”，说“不对”可继续用语音更正。仅保存核对过的药品或信息，不要让系统推测剂量、频次或时间。</w:t>
       </w:r>
     </w:p>
     <w:p>
@@ -1001,7 +1001,7 @@
           <w:color w:val="25343A"/>
           <w:sz w:val="21"/>
         </w:rPr>
-        <w:t>5. 说“打开我的记录”或进入记录面板，检查 AI 自动记录的内容，按需编辑或单项删除。Android 用药提醒需有具体钟点并授予通知/定时提醒权限。</w:t>
+        <w:t>5. 说“打开我的记录”或进入记录面板，检查 AI 自动记录的内容，按需编辑或单项删除。Android 用药提醒需设置具体钟点并授予通知/定时提醒权限；演示结束前说明：小暖不做诊断、不推荐药物，急症应立即联系急救。</w:t>
       </w:r>
     </w:p>
     <w:p>
@@ -1035,7 +1035,7 @@
           <w:color w:val="25343A"/>
           <w:sz w:val="21"/>
         </w:rPr>
-        <w:t>目前队员反馈聊天、语音和编辑功能可以使用，但录入和播报偏慢；近期又反馈语音识别不准确、语音录入耗时、思考状态等待较久、回复开始播报前等待过长。前端现已区分语音识别与思考状态，并略微缩短自动收音结束等待；这不能证明 ASR 或模型服务本身变快或识别更准。尚无设备型号、网络条件、样本数及量化延迟记录，录制演示前须复测，如实呈现结果。</w:t>
+        <w:t>目前队员反馈聊天、语音和编辑功能可以使用，但录入和播报偏慢。语音通道已改用豆包实时全双工，识别、回复与播报在同一会话内完成；但最近一次端到端复测尚未完成，录入/播报的实际耗时与识别准确率仍无量化数据。前端现已区分语音识别与思考状态，并略微缩短自动收音结束等待；这不能证明 ASR 或模型服务本身变快或识别更准。尚无设备型号、网络条件、样本数及量化延迟记录，录制演示前须复测，如实呈现结果。</w:t>
       </w:r>
     </w:p>
     <w:p>
@@ -1059,7 +1059,7 @@
           <w:color w:val="25343A"/>
           <w:sz w:val="21"/>
         </w:rPr>
-        <w:t>网页版： https://xiaonuan.27c.site</w:t>
+        <w:t>网页版： https://ai.27c.site</w:t>
       </w:r>
     </w:p>
     <w:p>
@@ -1069,7 +1069,7 @@
           <w:color w:val="25343A"/>
           <w:sz w:val="21"/>
         </w:rPr>
-        <w:t>Android 安装包： https://github.com/violet27chen/xiaonuan-companion/releases/download/apk-v15/app-release.apk（v1.6，WebView 加载网页版；需联网）。提交前请用非开发者设备重新打开并核实链接、麦克风、相机/相册与记录流程。</w:t>
+        <w:t>Android 安装包： https://github.com/violet27chen/xiaonuan-companion/releases/download/apk-v15/app-release.apk（以 GitHub Releases 中最新 WebView 安装包为准，需联网）。提交前请用非开发者设备重新打开并核实链接、麦克风、相机/相册与记录流程。</w:t>
       </w:r>
     </w:p>
     <w:p>
@@ -1255,7 +1255,7 @@
                 <w:color w:val="25343A"/>
                 <w:sz w:val="17"/>
               </w:rPr>
-              <w:t>语音输入一段虚构的诊前信息，展示字幕、回复和摘要卡</w:t>
+              <w:t>语音输入一段虚构的诊前信息，展示字幕（可点“字幕”或说“打开字幕”看 AI 原话）、回复和摘要卡；演示“说慢一点”放慢、“说快一点”恢复</w:t>
             </w:r>
           </w:p>
         </w:tc>
@@ -1302,7 +1302,7 @@
                 <w:color w:val="25343A"/>
                 <w:sz w:val="17"/>
               </w:rPr>
-              <w:t>使用无个人信息的药盒/医嘱图片，展示识别候选、人工核对和保存</w:t>
+              <w:t>使用无个人信息的药盒/医嘱图片，展示拍照后说“我拍好了”自动识别、预填服药时间、人工核对和保存</w:t>
             </w:r>
           </w:p>
         </w:tc>
@@ -1398,7 +1398,7 @@
                 <w:color w:val="25343A"/>
                 <w:sz w:val="17"/>
               </w:rPr>
-              <w:t>展示 Android 用药提醒或字幕/朗读可达性功能，按当前实际版本演示</w:t>
+              <w:t>展示字幕开关/放大、慢速语音指令、Android 用药提醒等可达性功能，按当前实际版本演示</w:t>
             </w:r>
           </w:p>
         </w:tc>
